--- a/Ethical_Hacking/Server_Side_Attacks/Metasploit_Server_Exploitation.docx
+++ b/Ethical_Hacking/Server_Side_Attacks/Metasploit_Server_Exploitation.docx
@@ -6,7 +6,7 @@
       <w:pPr>
         <w:pStyle w:val="Heading1"/>
       </w:pPr>
-      <w:bookmarkStart w:id="0" w:name="_Toc193304504"/>
+      <w:bookmarkStart w:id="0" w:name="_Toc193639131"/>
       <w:r>
         <w:t xml:space="preserve">Metasploit </w:t>
       </w:r>
@@ -76,7 +76,7 @@
           <w:r>
             <w:fldChar w:fldCharType="separate"/>
           </w:r>
-          <w:hyperlink w:anchor="_Toc193304504" w:history="1">
+          <w:hyperlink w:anchor="_Toc193639131" w:history="1">
             <w:r>
               <w:rPr>
                 <w:rStyle w:val="Hyperlink"/>
@@ -103,7 +103,79 @@
                 <w:noProof/>
                 <w:webHidden/>
               </w:rPr>
-              <w:instrText xml:space="preserve"> PAGEREF _Toc193304504 \h </w:instrText>
+              <w:instrText xml:space="preserve"> PAGEREF _Toc193639131 \h </w:instrText>
+            </w:r>
+            <w:r>
+              <w:rPr>
+                <w:noProof/>
+                <w:webHidden/>
+              </w:rPr>
+            </w:r>
+            <w:r>
+              <w:rPr>
+                <w:noProof/>
+                <w:webHidden/>
+              </w:rPr>
+              <w:fldChar w:fldCharType="separate"/>
+            </w:r>
+            <w:r>
+              <w:rPr>
+                <w:noProof/>
+                <w:webHidden/>
+              </w:rPr>
+              <w:t>1</w:t>
+            </w:r>
+            <w:r>
+              <w:rPr>
+                <w:noProof/>
+                <w:webHidden/>
+              </w:rPr>
+              <w:fldChar w:fldCharType="end"/>
+            </w:r>
+          </w:hyperlink>
+        </w:p>
+        <w:p>
+          <w:pPr>
+            <w:pStyle w:val="TOC1"/>
+            <w:tabs>
+              <w:tab w:val="right" w:leader="dot" w:pos="9350"/>
+            </w:tabs>
+            <w:rPr>
+              <w:rFonts w:asciiTheme="minorHAnsi" w:eastAsiaTheme="minorEastAsia" w:hAnsiTheme="minorHAnsi" w:cstheme="minorBidi"/>
+              <w:noProof/>
+              <w:kern w:val="2"/>
+              <w:sz w:val="24"/>
+              <w14:ligatures w14:val="standardContextual"/>
+            </w:rPr>
+          </w:pPr>
+          <w:hyperlink w:anchor="_Toc193639132" w:history="1">
+            <w:r>
+              <w:rPr>
+                <w:rStyle w:val="Hyperlink"/>
+                <w:noProof/>
+              </w:rPr>
+              <w:t>Find and Exploit the Vulnerability</w:t>
+            </w:r>
+            <w:r>
+              <w:rPr>
+                <w:noProof/>
+                <w:webHidden/>
+              </w:rPr>
+              <w:tab/>
+            </w:r>
+            <w:r>
+              <w:rPr>
+                <w:noProof/>
+                <w:webHidden/>
+              </w:rPr>
+              <w:fldChar w:fldCharType="begin"/>
+            </w:r>
+            <w:r>
+              <w:rPr>
+                <w:noProof/>
+                <w:webHidden/>
+              </w:rPr>
+              <w:instrText xml:space="preserve"> PAGEREF _Toc193639132 \h </w:instrText>
             </w:r>
             <w:r>
               <w:rPr>
@@ -148,151 +220,7 @@
               <w14:ligatures w14:val="standardContextual"/>
             </w:rPr>
           </w:pPr>
-          <w:hyperlink w:anchor="_Toc193304505" w:history="1">
-            <w:r>
-              <w:rPr>
-                <w:rStyle w:val="Hyperlink"/>
-                <w:noProof/>
-              </w:rPr>
-              <w:t>How to Create Screenshots</w:t>
-            </w:r>
-            <w:r>
-              <w:rPr>
-                <w:noProof/>
-                <w:webHidden/>
-              </w:rPr>
-              <w:tab/>
-            </w:r>
-            <w:r>
-              <w:rPr>
-                <w:noProof/>
-                <w:webHidden/>
-              </w:rPr>
-              <w:fldChar w:fldCharType="begin"/>
-            </w:r>
-            <w:r>
-              <w:rPr>
-                <w:noProof/>
-                <w:webHidden/>
-              </w:rPr>
-              <w:instrText xml:space="preserve"> PAGEREF _Toc193304505 \h </w:instrText>
-            </w:r>
-            <w:r>
-              <w:rPr>
-                <w:noProof/>
-                <w:webHidden/>
-              </w:rPr>
-            </w:r>
-            <w:r>
-              <w:rPr>
-                <w:noProof/>
-                <w:webHidden/>
-              </w:rPr>
-              <w:fldChar w:fldCharType="separate"/>
-            </w:r>
-            <w:r>
-              <w:rPr>
-                <w:noProof/>
-                <w:webHidden/>
-              </w:rPr>
-              <w:t>1</w:t>
-            </w:r>
-            <w:r>
-              <w:rPr>
-                <w:noProof/>
-                <w:webHidden/>
-              </w:rPr>
-              <w:fldChar w:fldCharType="end"/>
-            </w:r>
-          </w:hyperlink>
-        </w:p>
-        <w:p>
-          <w:pPr>
-            <w:pStyle w:val="TOC1"/>
-            <w:tabs>
-              <w:tab w:val="right" w:leader="dot" w:pos="9350"/>
-            </w:tabs>
-            <w:rPr>
-              <w:rFonts w:asciiTheme="minorHAnsi" w:eastAsiaTheme="minorEastAsia" w:hAnsiTheme="minorHAnsi" w:cstheme="minorBidi"/>
-              <w:noProof/>
-              <w:kern w:val="2"/>
-              <w:sz w:val="24"/>
-              <w14:ligatures w14:val="standardContextual"/>
-            </w:rPr>
-          </w:pPr>
-          <w:hyperlink w:anchor="_Toc193304506" w:history="1">
-            <w:r>
-              <w:rPr>
-                <w:rStyle w:val="Hyperlink"/>
-                <w:noProof/>
-              </w:rPr>
-              <w:t>Find and Exploit the Vulnerability</w:t>
-            </w:r>
-            <w:r>
-              <w:rPr>
-                <w:noProof/>
-                <w:webHidden/>
-              </w:rPr>
-              <w:tab/>
-            </w:r>
-            <w:r>
-              <w:rPr>
-                <w:noProof/>
-                <w:webHidden/>
-              </w:rPr>
-              <w:fldChar w:fldCharType="begin"/>
-            </w:r>
-            <w:r>
-              <w:rPr>
-                <w:noProof/>
-                <w:webHidden/>
-              </w:rPr>
-              <w:instrText xml:space="preserve"> PAGEREF _Toc193304506 \h </w:instrText>
-            </w:r>
-            <w:r>
-              <w:rPr>
-                <w:noProof/>
-                <w:webHidden/>
-              </w:rPr>
-            </w:r>
-            <w:r>
-              <w:rPr>
-                <w:noProof/>
-                <w:webHidden/>
-              </w:rPr>
-              <w:fldChar w:fldCharType="separate"/>
-            </w:r>
-            <w:r>
-              <w:rPr>
-                <w:noProof/>
-                <w:webHidden/>
-              </w:rPr>
-              <w:t>1</w:t>
-            </w:r>
-            <w:r>
-              <w:rPr>
-                <w:noProof/>
-                <w:webHidden/>
-              </w:rPr>
-              <w:fldChar w:fldCharType="end"/>
-            </w:r>
-          </w:hyperlink>
-        </w:p>
-        <w:p>
-          <w:pPr>
-            <w:pStyle w:val="TOC2"/>
-            <w:tabs>
-              <w:tab w:val="right" w:leader="dot" w:pos="9350"/>
-            </w:tabs>
-            <w:rPr>
-              <w:rFonts w:asciiTheme="minorHAnsi" w:eastAsiaTheme="minorEastAsia" w:hAnsiTheme="minorHAnsi" w:cstheme="minorBidi"/>
-              <w:noProof/>
-              <w:kern w:val="2"/>
-              <w:sz w:val="24"/>
-              <w14:ligatures w14:val="standardContextual"/>
-            </w:rPr>
-          </w:pPr>
-          <w:hyperlink w:anchor="_Toc193304507" w:history="1">
+          <w:hyperlink w:anchor="_Toc193639133" w:history="1">
             <w:r>
               <w:rPr>
                 <w:rStyle w:val="Hyperlink"/>
@@ -319,7 +247,7 @@
                 <w:noProof/>
                 <w:webHidden/>
               </w:rPr>
-              <w:instrText xml:space="preserve"> PAGEREF _Toc193304507 \h </w:instrText>
+              <w:instrText xml:space="preserve"> PAGEREF _Toc193639133 \h </w:instrText>
             </w:r>
             <w:r>
               <w:rPr>
@@ -375,139 +303,19 @@
     </w:p>
     <w:p>
       <w:pPr>
-        <w:pStyle w:val="Heading2"/>
-      </w:pPr>
-      <w:bookmarkStart w:id="1" w:name="_Toc193304505"/>
-      <w:r>
-        <w:t xml:space="preserve">How to </w:t>
-      </w:r>
-      <w:r>
-        <w:t>Create Screenshots</w:t>
+        <w:pStyle w:val="Heading1"/>
+      </w:pPr>
+      <w:bookmarkStart w:id="1" w:name="_Toc193639132"/>
+      <w:r>
+        <w:t xml:space="preserve">Find </w:t>
+      </w:r>
+      <w:r>
+        <w:t xml:space="preserve">and Exploit </w:t>
+      </w:r>
+      <w:r>
+        <w:t>the Vulnerability</w:t>
       </w:r>
       <w:bookmarkEnd w:id="1"/>
-    </w:p>
-    <w:p>
-      <w:r>
-        <w:t>Please use the Windows Snip and Sketch Tool or the Snipping Tool. Paste a screenshot of just the program you are working on. If you are snipping a virtual machine, make sure your focus is outside the virtual machine before you snip.</w:t>
-      </w:r>
-    </w:p>
-    <w:p>
-      <w:pPr>
-        <w:pStyle w:val="ListParagraph"/>
-        <w:numPr>
-          <w:ilvl w:val="0"/>
-          <w:numId w:val="3"/>
-        </w:numPr>
-      </w:pPr>
-      <w:r>
-        <w:t xml:space="preserve">Press and hold down the </w:t>
-      </w:r>
-      <w:r>
-        <w:rPr>
-          <w:b/>
-        </w:rPr>
-        <w:t xml:space="preserve">Windows key </w:t>
-      </w:r>
-      <w:r>
-        <w:t xml:space="preserve">&amp; </w:t>
-      </w:r>
-      <w:r>
-        <w:rPr>
-          <w:b/>
-        </w:rPr>
-        <w:t>Shift</w:t>
-      </w:r>
-      <w:r>
-        <w:t xml:space="preserve">, then type </w:t>
-      </w:r>
-      <w:r>
-        <w:rPr>
-          <w:b/>
-        </w:rPr>
-        <w:t xml:space="preserve">S. </w:t>
-      </w:r>
-      <w:r>
-        <w:t>This brings up the on-screen snipping</w:t>
-      </w:r>
-      <w:r>
-        <w:t xml:space="preserve"> tool.</w:t>
-      </w:r>
-    </w:p>
-    <w:p>
-      <w:pPr>
-        <w:pStyle w:val="ListParagraph"/>
-        <w:numPr>
-          <w:ilvl w:val="0"/>
-          <w:numId w:val="3"/>
-        </w:numPr>
-      </w:pPr>
-      <w:r>
-        <w:t>Click and Drag your mouse around whatever you want to snip.</w:t>
-      </w:r>
-    </w:p>
-    <w:p>
-      <w:pPr>
-        <w:pStyle w:val="ListParagraph"/>
-        <w:numPr>
-          <w:ilvl w:val="0"/>
-          <w:numId w:val="3"/>
-        </w:numPr>
-      </w:pPr>
-      <w:r>
-        <w:t>Release the mouse button. This places the snip into the Windows Clipboard.</w:t>
-      </w:r>
-    </w:p>
-    <w:p>
-      <w:pPr>
-        <w:pStyle w:val="ListParagraph"/>
-        <w:numPr>
-          <w:ilvl w:val="0"/>
-          <w:numId w:val="3"/>
-        </w:numPr>
-      </w:pPr>
-      <w:r>
-        <w:t xml:space="preserve">Go into Word or wherever you want to paste the snip. Hold down </w:t>
-      </w:r>
-      <w:r>
-        <w:rPr>
-          <w:b/>
-        </w:rPr>
-        <w:t>CTRL</w:t>
-      </w:r>
-      <w:r>
-        <w:t>, then type</w:t>
-      </w:r>
-      <w:r>
-        <w:t xml:space="preserve"> </w:t>
-      </w:r>
-      <w:r>
-        <w:rPr>
-          <w:b/>
-        </w:rPr>
-        <w:t>V</w:t>
-      </w:r>
-      <w:r>
-        <w:t xml:space="preserve"> t</w:t>
-      </w:r>
-      <w:r>
-        <w:t>o paste the snip.</w:t>
-      </w:r>
-    </w:p>
-    <w:p>
-      <w:pPr>
-        <w:pStyle w:val="Heading1"/>
-      </w:pPr>
-      <w:bookmarkStart w:id="2" w:name="_Toc193304506"/>
-      <w:r>
-        <w:t xml:space="preserve">Find </w:t>
-      </w:r>
-      <w:r>
-        <w:t xml:space="preserve">and Exploit </w:t>
-      </w:r>
-      <w:r>
-        <w:t>the Vulnerability</w:t>
-      </w:r>
-      <w:bookmarkEnd w:id="2"/>
     </w:p>
     <w:p>
       <w:r>
@@ -545,7 +353,7 @@
       </w:r>
       <w:proofErr w:type="spellEnd"/>
       <w:r>
-        <w:t>.</w:t>
+        <w:t xml:space="preserve"> with DHCP enabled</w:t>
       </w:r>
     </w:p>
     <w:p>
@@ -683,7 +491,6 @@
         </w:numPr>
       </w:pPr>
       <w:r>
-        <w:lastRenderedPageBreak/>
         <w:t xml:space="preserve">In Kali Linux: </w:t>
       </w:r>
       <w:r>
@@ -797,6 +604,7 @@
         <w:rPr>
           <w:noProof/>
         </w:rPr>
+        <w:lastRenderedPageBreak/>
         <w:drawing>
           <wp:inline distT="0" distB="0" distL="0" distR="0" wp14:anchorId="2363BD07" wp14:editId="0DBA9CCB">
             <wp:extent cx="5102352" cy="3630168"/>
@@ -1049,7 +857,6 @@
         </w:numPr>
       </w:pPr>
       <w:r>
-        <w:lastRenderedPageBreak/>
         <w:t xml:space="preserve">To show the options that can be set, type: </w:t>
       </w:r>
       <w:r>
@@ -1497,11 +1304,11 @@
       <w:pPr>
         <w:pStyle w:val="Heading2"/>
       </w:pPr>
-      <w:bookmarkStart w:id="3" w:name="_Toc193304507"/>
+      <w:bookmarkStart w:id="2" w:name="_Toc193639133"/>
       <w:r>
         <w:t>Assignment Submission</w:t>
       </w:r>
-      <w:bookmarkEnd w:id="3"/>
+      <w:bookmarkEnd w:id="2"/>
     </w:p>
     <w:p>
       <w:r>
@@ -6966,7 +6773,7 @@
   <w:style w:type="paragraph" w:default="1" w:styleId="Normal">
     <w:name w:val="Normal"/>
     <w:qFormat/>
-    <w:rsid w:val="00641727"/>
+    <w:rsid w:val="00F0451E"/>
     <w:pPr>
       <w:spacing w:before="160" w:after="80" w:line="336" w:lineRule="auto"/>
     </w:pPr>
@@ -6981,7 +6788,7 @@
     <w:next w:val="Normal"/>
     <w:link w:val="Heading1Char"/>
     <w:qFormat/>
-    <w:rsid w:val="00641727"/>
+    <w:rsid w:val="00F0451E"/>
     <w:pPr>
       <w:keepNext/>
       <w:spacing w:before="400" w:after="200" w:line="240" w:lineRule="auto"/>
@@ -7001,7 +6808,7 @@
     <w:next w:val="Normal"/>
     <w:link w:val="Heading2Char"/>
     <w:qFormat/>
-    <w:rsid w:val="00641727"/>
+    <w:rsid w:val="00F0451E"/>
     <w:pPr>
       <w:keepNext/>
       <w:pBdr>
@@ -7025,7 +6832,7 @@
     <w:next w:val="Normal"/>
     <w:link w:val="Heading3Char"/>
     <w:qFormat/>
-    <w:rsid w:val="00641727"/>
+    <w:rsid w:val="00F0451E"/>
     <w:pPr>
       <w:keepNext/>
       <w:autoSpaceDE w:val="0"/>
@@ -7044,8 +6851,9 @@
   <w:style w:type="character" w:default="1" w:styleId="DefaultParagraphFont">
     <w:name w:val="Default Paragraph Font"/>
     <w:uiPriority w:val="1"/>
+    <w:semiHidden/>
     <w:unhideWhenUsed/>
-    <w:rsid w:val="00641727"/>
+    <w:rsid w:val="00F0451E"/>
   </w:style>
   <w:style w:type="table" w:default="1" w:styleId="TableNormal">
     <w:name w:val="Normal Table"/>
@@ -7067,14 +6875,14 @@
     <w:uiPriority w:val="99"/>
     <w:semiHidden/>
     <w:unhideWhenUsed/>
-    <w:rsid w:val="00641727"/>
+    <w:rsid w:val="00F0451E"/>
   </w:style>
   <w:style w:type="paragraph" w:styleId="ListParagraph">
     <w:name w:val="List Paragraph"/>
     <w:basedOn w:val="Normal"/>
     <w:uiPriority w:val="34"/>
     <w:qFormat/>
-    <w:rsid w:val="00641727"/>
+    <w:rsid w:val="00F0451E"/>
     <w:pPr>
       <w:ind w:left="720"/>
     </w:pPr>
@@ -7082,7 +6890,7 @@
   <w:style w:type="character" w:styleId="Hyperlink">
     <w:name w:val="Hyperlink"/>
     <w:uiPriority w:val="99"/>
-    <w:rsid w:val="00641727"/>
+    <w:rsid w:val="00F0451E"/>
     <w:rPr>
       <w:color w:val="0000FF"/>
       <w:u w:val="single"/>
@@ -7092,7 +6900,7 @@
     <w:name w:val="header"/>
     <w:basedOn w:val="Normal"/>
     <w:link w:val="HeaderChar"/>
-    <w:rsid w:val="00641727"/>
+    <w:rsid w:val="00F0451E"/>
     <w:pPr>
       <w:tabs>
         <w:tab w:val="left" w:pos="5040"/>
@@ -7118,7 +6926,7 @@
     <w:name w:val="footer"/>
     <w:basedOn w:val="Normal"/>
     <w:link w:val="FooterChar"/>
-    <w:rsid w:val="00641727"/>
+    <w:rsid w:val="00F0451E"/>
     <w:pPr>
       <w:pBdr>
         <w:top w:val="single" w:sz="4" w:space="1" w:color="auto"/>
@@ -7158,7 +6966,7 @@
   </w:style>
   <w:style w:type="character" w:styleId="FollowedHyperlink">
     <w:name w:val="FollowedHyperlink"/>
-    <w:rsid w:val="00641727"/>
+    <w:rsid w:val="00F0451E"/>
     <w:rPr>
       <w:color w:val="800080"/>
       <w:u w:val="single"/>
@@ -7194,7 +7002,7 @@
   <w:style w:type="paragraph" w:customStyle="1" w:styleId="NumberedHeading2">
     <w:name w:val="Numbered Heading 2"/>
     <w:basedOn w:val="Normal"/>
-    <w:rsid w:val="00641727"/>
+    <w:rsid w:val="00F0451E"/>
     <w:pPr>
       <w:numPr>
         <w:numId w:val="1"/>
@@ -7204,7 +7012,7 @@
   <w:style w:type="paragraph" w:customStyle="1" w:styleId="Outlinenumbering">
     <w:name w:val="Outline numbering"/>
     <w:basedOn w:val="Normal"/>
-    <w:rsid w:val="00641727"/>
+    <w:rsid w:val="00F0451E"/>
     <w:pPr>
       <w:numPr>
         <w:numId w:val="2"/>
@@ -7222,7 +7030,7 @@
   <w:style w:type="character" w:styleId="PageNumber">
     <w:name w:val="page number"/>
     <w:basedOn w:val="DefaultParagraphFont"/>
-    <w:rsid w:val="00641727"/>
+    <w:rsid w:val="00F0451E"/>
   </w:style>
   <w:style w:type="paragraph" w:customStyle="1" w:styleId="Default">
     <w:name w:val="Default"/>
@@ -7257,7 +7065,7 @@
     <w:uiPriority w:val="39"/>
     <w:unhideWhenUsed/>
     <w:qFormat/>
-    <w:rsid w:val="00641727"/>
+    <w:rsid w:val="00F0451E"/>
     <w:pPr>
       <w:keepLines/>
       <w:spacing w:after="0" w:line="259" w:lineRule="auto"/>
@@ -7277,7 +7085,7 @@
     <w:autoRedefine/>
     <w:uiPriority w:val="39"/>
     <w:unhideWhenUsed/>
-    <w:rsid w:val="00641727"/>
+    <w:rsid w:val="00F0451E"/>
     <w:pPr>
       <w:spacing w:after="100" w:line="240" w:lineRule="auto"/>
     </w:pPr>
@@ -7289,7 +7097,7 @@
     <w:autoRedefine/>
     <w:uiPriority w:val="39"/>
     <w:unhideWhenUsed/>
-    <w:rsid w:val="00641727"/>
+    <w:rsid w:val="00F0451E"/>
     <w:pPr>
       <w:spacing w:after="100" w:line="240" w:lineRule="auto"/>
       <w:ind w:left="202"/>
@@ -7333,7 +7141,7 @@
     <w:autoRedefine/>
     <w:uiPriority w:val="39"/>
     <w:unhideWhenUsed/>
-    <w:rsid w:val="00641727"/>
+    <w:rsid w:val="00F0451E"/>
     <w:pPr>
       <w:spacing w:after="100" w:line="240" w:lineRule="auto"/>
       <w:ind w:left="403"/>
@@ -7357,7 +7165,7 @@
     <w:name w:val="Code"/>
     <w:basedOn w:val="Normal"/>
     <w:qFormat/>
-    <w:rsid w:val="00641727"/>
+    <w:rsid w:val="00F0451E"/>
     <w:pPr>
       <w:spacing w:before="80" w:line="240" w:lineRule="auto"/>
     </w:pPr>
@@ -7558,6 +7366,7 @@
     <w:rsid w:val="006361D3"/>
     <w:rsid w:val="0069022F"/>
     <w:rsid w:val="00B93910"/>
+    <w:rsid w:val="00C75508"/>
     <w:rsid w:val="00F354DD"/>
     <w:rsid w:val="00F54C4C"/>
   </w:rsids>

--- a/Ethical_Hacking/Server_Side_Attacks/Metasploit_Server_Exploitation.docx
+++ b/Ethical_Hacking/Server_Side_Attacks/Metasploit_Server_Exploitation.docx
@@ -6,7 +6,7 @@
       <w:pPr>
         <w:pStyle w:val="Heading1"/>
       </w:pPr>
-      <w:bookmarkStart w:id="0" w:name="_Toc193639131"/>
+      <w:bookmarkStart w:id="0" w:name="_Toc193639427"/>
       <w:r>
         <w:t xml:space="preserve">Metasploit </w:t>
       </w:r>
@@ -76,7 +76,7 @@
           <w:r>
             <w:fldChar w:fldCharType="separate"/>
           </w:r>
-          <w:hyperlink w:anchor="_Toc193639131" w:history="1">
+          <w:hyperlink w:anchor="_Toc193639427" w:history="1">
             <w:r>
               <w:rPr>
                 <w:rStyle w:val="Hyperlink"/>
@@ -103,7 +103,7 @@
                 <w:noProof/>
                 <w:webHidden/>
               </w:rPr>
-              <w:instrText xml:space="preserve"> PAGEREF _Toc193639131 \h </w:instrText>
+              <w:instrText xml:space="preserve"> PAGEREF _Toc193639427 \h </w:instrText>
             </w:r>
             <w:r>
               <w:rPr>
@@ -148,7 +148,7 @@
               <w14:ligatures w14:val="standardContextual"/>
             </w:rPr>
           </w:pPr>
-          <w:hyperlink w:anchor="_Toc193639132" w:history="1">
+          <w:hyperlink w:anchor="_Toc193639428" w:history="1">
             <w:r>
               <w:rPr>
                 <w:rStyle w:val="Hyperlink"/>
@@ -175,7 +175,7 @@
                 <w:noProof/>
                 <w:webHidden/>
               </w:rPr>
-              <w:instrText xml:space="preserve"> PAGEREF _Toc193639132 \h </w:instrText>
+              <w:instrText xml:space="preserve"> PAGEREF _Toc193639428 \h </w:instrText>
             </w:r>
             <w:r>
               <w:rPr>
@@ -220,7 +220,7 @@
               <w14:ligatures w14:val="standardContextual"/>
             </w:rPr>
           </w:pPr>
-          <w:hyperlink w:anchor="_Toc193639133" w:history="1">
+          <w:hyperlink w:anchor="_Toc193639429" w:history="1">
             <w:r>
               <w:rPr>
                 <w:rStyle w:val="Hyperlink"/>
@@ -247,7 +247,7 @@
                 <w:noProof/>
                 <w:webHidden/>
               </w:rPr>
-              <w:instrText xml:space="preserve"> PAGEREF _Toc193639133 \h </w:instrText>
+              <w:instrText xml:space="preserve"> PAGEREF _Toc193639429 \h </w:instrText>
             </w:r>
             <w:r>
               <w:rPr>
@@ -305,7 +305,7 @@
       <w:pPr>
         <w:pStyle w:val="Heading1"/>
       </w:pPr>
-      <w:bookmarkStart w:id="1" w:name="_Toc193639132"/>
+      <w:bookmarkStart w:id="1" w:name="_Toc193639428"/>
       <w:r>
         <w:t xml:space="preserve">Find </w:t>
       </w:r>
@@ -331,15 +331,7 @@
         <w:t>NOTE:</w:t>
       </w:r>
       <w:r>
-        <w:t xml:space="preserve"> Both Kali Linux and </w:t>
-      </w:r>
-      <w:proofErr w:type="spellStart"/>
-      <w:r>
-        <w:t>Metasploitable</w:t>
-      </w:r>
-      <w:proofErr w:type="spellEnd"/>
-      <w:r>
-        <w:t xml:space="preserve"> 2 should be on the </w:t>
+        <w:t xml:space="preserve"> Both Kali Linux and Metasploitable 2 should be on the </w:t>
       </w:r>
       <w:r>
         <w:t xml:space="preserve">same </w:t>
@@ -347,13 +339,14 @@
       <w:r>
         <w:t xml:space="preserve">user created </w:t>
       </w:r>
-      <w:proofErr w:type="spellStart"/>
       <w:r>
         <w:t>NatNetwork</w:t>
       </w:r>
-      <w:proofErr w:type="spellEnd"/>
       <w:r>
         <w:t xml:space="preserve"> with DHCP enabled</w:t>
+      </w:r>
+      <w:r>
+        <w:t>.</w:t>
       </w:r>
     </w:p>
     <w:p>
@@ -362,6 +355,9 @@
       </w:r>
       <w:r>
         <w:t xml:space="preserve">Find </w:t>
+      </w:r>
+      <w:r>
+        <w:t xml:space="preserve">and exploit </w:t>
       </w:r>
       <w:r>
         <w:t>the</w:t>
@@ -381,21 +377,12 @@
       <w:r>
         <w:t xml:space="preserve">Start </w:t>
       </w:r>
-      <w:proofErr w:type="spellStart"/>
       <w:r>
         <w:rPr>
           <w:b/>
           <w:bCs/>
         </w:rPr>
-        <w:t>Metasploitable</w:t>
-      </w:r>
-      <w:proofErr w:type="spellEnd"/>
-      <w:r>
-        <w:rPr>
-          <w:b/>
-          <w:bCs/>
-        </w:rPr>
-        <w:t xml:space="preserve"> 2</w:t>
+        <w:t>Metasploitable 2</w:t>
       </w:r>
       <w:r>
         <w:t>.</w:t>
@@ -421,21 +408,12 @@
       <w:r>
         <w:t xml:space="preserve"> use </w:t>
       </w:r>
-      <w:proofErr w:type="spellStart"/>
       <w:r>
         <w:rPr>
           <w:b/>
           <w:bCs/>
         </w:rPr>
-        <w:t>ip</w:t>
-      </w:r>
-      <w:proofErr w:type="spellEnd"/>
-      <w:r>
-        <w:rPr>
-          <w:b/>
-          <w:bCs/>
-        </w:rPr>
-        <w:t xml:space="preserve"> a</w:t>
+        <w:t>ip a</w:t>
       </w:r>
       <w:r>
         <w:t xml:space="preserve"> to find the IP address.</w:t>
@@ -465,21 +443,12 @@
       <w:r>
         <w:t xml:space="preserve"> against </w:t>
       </w:r>
-      <w:proofErr w:type="spellStart"/>
       <w:r>
         <w:rPr>
           <w:b/>
           <w:bCs/>
         </w:rPr>
-        <w:t>Metasploitable</w:t>
-      </w:r>
-      <w:proofErr w:type="spellEnd"/>
-      <w:r>
-        <w:rPr>
-          <w:b/>
-          <w:bCs/>
-        </w:rPr>
-        <w:t xml:space="preserve"> 2</w:t>
+        <w:t>Metasploitable 2</w:t>
       </w:r>
     </w:p>
     <w:p>
@@ -496,21 +465,12 @@
       <w:r>
         <w:tab/>
       </w:r>
-      <w:proofErr w:type="spellStart"/>
       <w:r>
         <w:rPr>
           <w:b/>
           <w:bCs/>
         </w:rPr>
-        <w:t>nmap</w:t>
-      </w:r>
-      <w:proofErr w:type="spellEnd"/>
-      <w:r>
-        <w:rPr>
-          <w:b/>
-          <w:bCs/>
-        </w:rPr>
-        <w:t xml:space="preserve"> -T4 -A -v</w:t>
+        <w:t>nmap -T4 -A -v</w:t>
       </w:r>
       <w:r>
         <w:rPr>
@@ -672,23 +632,7 @@
           <w:b/>
           <w:bCs/>
         </w:rPr>
-        <w:t xml:space="preserve">Samba </w:t>
-      </w:r>
-      <w:proofErr w:type="spellStart"/>
-      <w:r>
-        <w:rPr>
-          <w:b/>
-          <w:bCs/>
-        </w:rPr>
-        <w:t>smbd</w:t>
-      </w:r>
-      <w:proofErr w:type="spellEnd"/>
-      <w:r>
-        <w:rPr>
-          <w:b/>
-          <w:bCs/>
-        </w:rPr>
-        <w:t xml:space="preserve"> 3.x</w:t>
+        <w:t>Samba smbd 3.x</w:t>
       </w:r>
       <w:r>
         <w:rPr>
@@ -750,7 +694,6 @@
       <w:r>
         <w:t xml:space="preserve">: </w:t>
       </w:r>
-      <w:proofErr w:type="spellStart"/>
       <w:r>
         <w:rPr>
           <w:b/>
@@ -758,7 +701,6 @@
         </w:rPr>
         <w:t>msfconsole</w:t>
       </w:r>
-      <w:proofErr w:type="spellEnd"/>
     </w:p>
     <w:p>
       <w:pPr>
@@ -771,7 +713,6 @@
       <w:r>
         <w:t xml:space="preserve">Run the following command to launch the </w:t>
       </w:r>
-      <w:proofErr w:type="spellStart"/>
       <w:r>
         <w:rPr>
           <w:b/>
@@ -779,7 +720,6 @@
         </w:rPr>
         <w:t>usermap_script</w:t>
       </w:r>
-      <w:proofErr w:type="spellEnd"/>
       <w:r>
         <w:t xml:space="preserve"> exploit package.</w:t>
       </w:r>
@@ -1093,7 +1033,6 @@
       <w:r>
         <w:t xml:space="preserve">Type </w:t>
       </w:r>
-      <w:proofErr w:type="spellStart"/>
       <w:r>
         <w:rPr>
           <w:b/>
@@ -1101,7 +1040,6 @@
         </w:rPr>
         <w:t>pwd</w:t>
       </w:r>
-      <w:proofErr w:type="spellEnd"/>
       <w:r>
         <w:t xml:space="preserve"> This will show your present working directory as /</w:t>
       </w:r>
@@ -1139,21 +1077,12 @@
       <w:r>
         <w:t xml:space="preserve">Type </w:t>
       </w:r>
-      <w:proofErr w:type="spellStart"/>
       <w:r>
         <w:rPr>
           <w:b/>
           <w:bCs/>
         </w:rPr>
-        <w:t>uname</w:t>
-      </w:r>
-      <w:proofErr w:type="spellEnd"/>
-      <w:r>
-        <w:rPr>
-          <w:b/>
-          <w:bCs/>
-        </w:rPr>
-        <w:t xml:space="preserve"> -a</w:t>
+        <w:t>uname -a</w:t>
       </w:r>
       <w:r>
         <w:rPr>
@@ -1163,15 +1092,7 @@
         <w:t xml:space="preserve"> </w:t>
       </w:r>
       <w:r>
-        <w:t xml:space="preserve">You should see that you are on the </w:t>
-      </w:r>
-      <w:proofErr w:type="spellStart"/>
-      <w:r>
-        <w:t>metasploitable</w:t>
-      </w:r>
-      <w:proofErr w:type="spellEnd"/>
-      <w:r>
-        <w:t xml:space="preserve"> server.</w:t>
+        <w:t>You should see that you are on the metasploitable server.</w:t>
       </w:r>
     </w:p>
     <w:p>
@@ -1304,7 +1225,7 @@
       <w:pPr>
         <w:pStyle w:val="Heading2"/>
       </w:pPr>
-      <w:bookmarkStart w:id="2" w:name="_Toc193639133"/>
+      <w:bookmarkStart w:id="2" w:name="_Toc193639429"/>
       <w:r>
         <w:t>Assignment Submission</w:t>
       </w:r>
@@ -1421,25 +1342,22 @@
       <w:t xml:space="preserve">Revised: </w:t>
     </w:r>
     <w:r>
-      <w:t>0</w:t>
+      <w:fldChar w:fldCharType="begin"/>
     </w:r>
     <w:r>
-      <w:t>3</w:t>
+      <w:instrText xml:space="preserve"> SAVEDATE  \@ "M/d/yyyy" \* MERGEFORMAT </w:instrText>
     </w:r>
     <w:r>
-      <w:t>/</w:t>
+      <w:fldChar w:fldCharType="separate"/>
     </w:r>
     <w:r>
-      <w:t>19</w:t>
+      <w:rPr>
+        <w:noProof/>
+      </w:rPr>
+      <w:t>3/23/2025</w:t>
     </w:r>
     <w:r>
-      <w:t>/</w:t>
-    </w:r>
-    <w:r>
-      <w:t>202</w:t>
-    </w:r>
-    <w:r>
-      <w:t>5</w:t>
+      <w:fldChar w:fldCharType="end"/>
     </w:r>
   </w:p>
 </w:ftr>
@@ -6773,7 +6691,7 @@
   <w:style w:type="paragraph" w:default="1" w:styleId="Normal">
     <w:name w:val="Normal"/>
     <w:qFormat/>
-    <w:rsid w:val="00F0451E"/>
+    <w:rsid w:val="00D5739B"/>
     <w:pPr>
       <w:spacing w:before="160" w:after="80" w:line="336" w:lineRule="auto"/>
     </w:pPr>
@@ -6788,7 +6706,7 @@
     <w:next w:val="Normal"/>
     <w:link w:val="Heading1Char"/>
     <w:qFormat/>
-    <w:rsid w:val="00F0451E"/>
+    <w:rsid w:val="00D5739B"/>
     <w:pPr>
       <w:keepNext/>
       <w:spacing w:before="400" w:after="200" w:line="240" w:lineRule="auto"/>
@@ -6808,7 +6726,7 @@
     <w:next w:val="Normal"/>
     <w:link w:val="Heading2Char"/>
     <w:qFormat/>
-    <w:rsid w:val="00F0451E"/>
+    <w:rsid w:val="00D5739B"/>
     <w:pPr>
       <w:keepNext/>
       <w:pBdr>
@@ -6832,7 +6750,7 @@
     <w:next w:val="Normal"/>
     <w:link w:val="Heading3Char"/>
     <w:qFormat/>
-    <w:rsid w:val="00F0451E"/>
+    <w:rsid w:val="00D5739B"/>
     <w:pPr>
       <w:keepNext/>
       <w:autoSpaceDE w:val="0"/>
@@ -6853,7 +6771,7 @@
     <w:uiPriority w:val="1"/>
     <w:semiHidden/>
     <w:unhideWhenUsed/>
-    <w:rsid w:val="00F0451E"/>
+    <w:rsid w:val="00D5739B"/>
   </w:style>
   <w:style w:type="table" w:default="1" w:styleId="TableNormal">
     <w:name w:val="Normal Table"/>
@@ -6875,14 +6793,14 @@
     <w:uiPriority w:val="99"/>
     <w:semiHidden/>
     <w:unhideWhenUsed/>
-    <w:rsid w:val="00F0451E"/>
+    <w:rsid w:val="00D5739B"/>
   </w:style>
   <w:style w:type="paragraph" w:styleId="ListParagraph">
     <w:name w:val="List Paragraph"/>
     <w:basedOn w:val="Normal"/>
     <w:uiPriority w:val="34"/>
     <w:qFormat/>
-    <w:rsid w:val="00F0451E"/>
+    <w:rsid w:val="00D5739B"/>
     <w:pPr>
       <w:ind w:left="720"/>
     </w:pPr>
@@ -6890,7 +6808,7 @@
   <w:style w:type="character" w:styleId="Hyperlink">
     <w:name w:val="Hyperlink"/>
     <w:uiPriority w:val="99"/>
-    <w:rsid w:val="00F0451E"/>
+    <w:rsid w:val="00D5739B"/>
     <w:rPr>
       <w:color w:val="0000FF"/>
       <w:u w:val="single"/>
@@ -6900,7 +6818,7 @@
     <w:name w:val="header"/>
     <w:basedOn w:val="Normal"/>
     <w:link w:val="HeaderChar"/>
-    <w:rsid w:val="00F0451E"/>
+    <w:rsid w:val="00D5739B"/>
     <w:pPr>
       <w:tabs>
         <w:tab w:val="left" w:pos="5040"/>
@@ -6926,7 +6844,7 @@
     <w:name w:val="footer"/>
     <w:basedOn w:val="Normal"/>
     <w:link w:val="FooterChar"/>
-    <w:rsid w:val="00F0451E"/>
+    <w:rsid w:val="00D5739B"/>
     <w:pPr>
       <w:pBdr>
         <w:top w:val="single" w:sz="4" w:space="1" w:color="auto"/>
@@ -6966,7 +6884,7 @@
   </w:style>
   <w:style w:type="character" w:styleId="FollowedHyperlink">
     <w:name w:val="FollowedHyperlink"/>
-    <w:rsid w:val="00F0451E"/>
+    <w:rsid w:val="00D5739B"/>
     <w:rPr>
       <w:color w:val="800080"/>
       <w:u w:val="single"/>
@@ -7002,7 +6920,7 @@
   <w:style w:type="paragraph" w:customStyle="1" w:styleId="NumberedHeading2">
     <w:name w:val="Numbered Heading 2"/>
     <w:basedOn w:val="Normal"/>
-    <w:rsid w:val="00F0451E"/>
+    <w:rsid w:val="00D5739B"/>
     <w:pPr>
       <w:numPr>
         <w:numId w:val="1"/>
@@ -7012,7 +6930,7 @@
   <w:style w:type="paragraph" w:customStyle="1" w:styleId="Outlinenumbering">
     <w:name w:val="Outline numbering"/>
     <w:basedOn w:val="Normal"/>
-    <w:rsid w:val="00F0451E"/>
+    <w:rsid w:val="00D5739B"/>
     <w:pPr>
       <w:numPr>
         <w:numId w:val="2"/>
@@ -7030,7 +6948,7 @@
   <w:style w:type="character" w:styleId="PageNumber">
     <w:name w:val="page number"/>
     <w:basedOn w:val="DefaultParagraphFont"/>
-    <w:rsid w:val="00F0451E"/>
+    <w:rsid w:val="00D5739B"/>
   </w:style>
   <w:style w:type="paragraph" w:customStyle="1" w:styleId="Default">
     <w:name w:val="Default"/>
@@ -7065,7 +6983,7 @@
     <w:uiPriority w:val="39"/>
     <w:unhideWhenUsed/>
     <w:qFormat/>
-    <w:rsid w:val="00F0451E"/>
+    <w:rsid w:val="00D5739B"/>
     <w:pPr>
       <w:keepLines/>
       <w:spacing w:after="0" w:line="259" w:lineRule="auto"/>
@@ -7085,7 +7003,7 @@
     <w:autoRedefine/>
     <w:uiPriority w:val="39"/>
     <w:unhideWhenUsed/>
-    <w:rsid w:val="00F0451E"/>
+    <w:rsid w:val="00D5739B"/>
     <w:pPr>
       <w:spacing w:after="100" w:line="240" w:lineRule="auto"/>
     </w:pPr>
@@ -7097,7 +7015,7 @@
     <w:autoRedefine/>
     <w:uiPriority w:val="39"/>
     <w:unhideWhenUsed/>
-    <w:rsid w:val="00F0451E"/>
+    <w:rsid w:val="00D5739B"/>
     <w:pPr>
       <w:spacing w:after="100" w:line="240" w:lineRule="auto"/>
       <w:ind w:left="202"/>
@@ -7141,7 +7059,7 @@
     <w:autoRedefine/>
     <w:uiPriority w:val="39"/>
     <w:unhideWhenUsed/>
-    <w:rsid w:val="00F0451E"/>
+    <w:rsid w:val="00D5739B"/>
     <w:pPr>
       <w:spacing w:after="100" w:line="240" w:lineRule="auto"/>
       <w:ind w:left="403"/>
@@ -7165,7 +7083,7 @@
     <w:name w:val="Code"/>
     <w:basedOn w:val="Normal"/>
     <w:qFormat/>
-    <w:rsid w:val="00F0451E"/>
+    <w:rsid w:val="00D5739B"/>
     <w:pPr>
       <w:spacing w:before="80" w:line="240" w:lineRule="auto"/>
     </w:pPr>
@@ -7365,6 +7283,7 @@
     <w:rsid w:val="000632FC"/>
     <w:rsid w:val="006361D3"/>
     <w:rsid w:val="0069022F"/>
+    <w:rsid w:val="00A1717B"/>
     <w:rsid w:val="00B93910"/>
     <w:rsid w:val="00C75508"/>
     <w:rsid w:val="00F354DD"/>

--- a/Ethical_Hacking/Server_Side_Attacks/Metasploit_Server_Exploitation.docx
+++ b/Ethical_Hacking/Server_Side_Attacks/Metasploit_Server_Exploitation.docx
@@ -6,7 +6,7 @@
       <w:pPr>
         <w:pStyle w:val="Heading1"/>
       </w:pPr>
-      <w:bookmarkStart w:id="0" w:name="_Toc193639427"/>
+      <w:bookmarkStart w:id="0" w:name="_Toc194904662"/>
       <w:r>
         <w:t xml:space="preserve">Metasploit </w:t>
       </w:r>
@@ -76,7 +76,7 @@
           <w:r>
             <w:fldChar w:fldCharType="separate"/>
           </w:r>
-          <w:hyperlink w:anchor="_Toc193639427" w:history="1">
+          <w:hyperlink w:anchor="_Toc194904662" w:history="1">
             <w:r>
               <w:rPr>
                 <w:rStyle w:val="Hyperlink"/>
@@ -103,7 +103,7 @@
                 <w:noProof/>
                 <w:webHidden/>
               </w:rPr>
-              <w:instrText xml:space="preserve"> PAGEREF _Toc193639427 \h </w:instrText>
+              <w:instrText xml:space="preserve"> PAGEREF _Toc194904662 \h </w:instrText>
             </w:r>
             <w:r>
               <w:rPr>
@@ -148,7 +148,7 @@
               <w14:ligatures w14:val="standardContextual"/>
             </w:rPr>
           </w:pPr>
-          <w:hyperlink w:anchor="_Toc193639428" w:history="1">
+          <w:hyperlink w:anchor="_Toc194904663" w:history="1">
             <w:r>
               <w:rPr>
                 <w:rStyle w:val="Hyperlink"/>
@@ -175,7 +175,7 @@
                 <w:noProof/>
                 <w:webHidden/>
               </w:rPr>
-              <w:instrText xml:space="preserve"> PAGEREF _Toc193639428 \h </w:instrText>
+              <w:instrText xml:space="preserve"> PAGEREF _Toc194904663 \h </w:instrText>
             </w:r>
             <w:r>
               <w:rPr>
@@ -220,7 +220,7 @@
               <w14:ligatures w14:val="standardContextual"/>
             </w:rPr>
           </w:pPr>
-          <w:hyperlink w:anchor="_Toc193639429" w:history="1">
+          <w:hyperlink w:anchor="_Toc194904664" w:history="1">
             <w:r>
               <w:rPr>
                 <w:rStyle w:val="Hyperlink"/>
@@ -247,7 +247,7 @@
                 <w:noProof/>
                 <w:webHidden/>
               </w:rPr>
-              <w:instrText xml:space="preserve"> PAGEREF _Toc193639429 \h </w:instrText>
+              <w:instrText xml:space="preserve"> PAGEREF _Toc194904664 \h </w:instrText>
             </w:r>
             <w:r>
               <w:rPr>
@@ -305,7 +305,7 @@
       <w:pPr>
         <w:pStyle w:val="Heading1"/>
       </w:pPr>
-      <w:bookmarkStart w:id="1" w:name="_Toc193639428"/>
+      <w:bookmarkStart w:id="1" w:name="_Toc194904663"/>
       <w:r>
         <w:t xml:space="preserve">Find </w:t>
       </w:r>
@@ -331,7 +331,15 @@
         <w:t>NOTE:</w:t>
       </w:r>
       <w:r>
-        <w:t xml:space="preserve"> Both Kali Linux and Metasploitable 2 should be on the </w:t>
+        <w:t xml:space="preserve"> Both Kali Linux and </w:t>
+      </w:r>
+      <w:proofErr w:type="spellStart"/>
+      <w:r>
+        <w:t>Metasploitable</w:t>
+      </w:r>
+      <w:proofErr w:type="spellEnd"/>
+      <w:r>
+        <w:t xml:space="preserve"> 2 should be on the </w:t>
       </w:r>
       <w:r>
         <w:t xml:space="preserve">same </w:t>
@@ -339,9 +347,11 @@
       <w:r>
         <w:t xml:space="preserve">user created </w:t>
       </w:r>
+      <w:proofErr w:type="spellStart"/>
       <w:r>
         <w:t>NatNetwork</w:t>
       </w:r>
+      <w:proofErr w:type="spellEnd"/>
       <w:r>
         <w:t xml:space="preserve"> with DHCP enabled</w:t>
       </w:r>
@@ -377,12 +387,31 @@
       <w:r>
         <w:t xml:space="preserve">Start </w:t>
       </w:r>
+      <w:proofErr w:type="spellStart"/>
       <w:r>
         <w:rPr>
           <w:b/>
           <w:bCs/>
         </w:rPr>
-        <w:t>Metasploitable 2</w:t>
+        <w:t>Metasploitable</w:t>
+      </w:r>
+      <w:proofErr w:type="spellEnd"/>
+      <w:r>
+        <w:rPr>
+          <w:b/>
+          <w:bCs/>
+        </w:rPr>
+        <w:t xml:space="preserve"> 2</w:t>
+      </w:r>
+      <w:r>
+        <w:t xml:space="preserve"> and </w:t>
+      </w:r>
+      <w:r>
+        <w:rPr>
+          <w:b/>
+          <w:bCs/>
+        </w:rPr>
+        <w:t>Kali Linux</w:t>
       </w:r>
       <w:r>
         <w:t>.</w:t>
@@ -408,12 +437,21 @@
       <w:r>
         <w:t xml:space="preserve"> use </w:t>
       </w:r>
+      <w:proofErr w:type="spellStart"/>
       <w:r>
         <w:rPr>
           <w:b/>
           <w:bCs/>
         </w:rPr>
-        <w:t>ip a</w:t>
+        <w:t>ip</w:t>
+      </w:r>
+      <w:proofErr w:type="spellEnd"/>
+      <w:r>
+        <w:rPr>
+          <w:b/>
+          <w:bCs/>
+        </w:rPr>
+        <w:t xml:space="preserve"> a</w:t>
       </w:r>
       <w:r>
         <w:t xml:space="preserve"> to find the IP address.</w:t>
@@ -443,12 +481,21 @@
       <w:r>
         <w:t xml:space="preserve"> against </w:t>
       </w:r>
+      <w:proofErr w:type="spellStart"/>
       <w:r>
         <w:rPr>
           <w:b/>
           <w:bCs/>
         </w:rPr>
-        <w:t>Metasploitable 2</w:t>
+        <w:t>Metasploitable</w:t>
+      </w:r>
+      <w:proofErr w:type="spellEnd"/>
+      <w:r>
+        <w:rPr>
+          <w:b/>
+          <w:bCs/>
+        </w:rPr>
+        <w:t xml:space="preserve"> 2</w:t>
       </w:r>
     </w:p>
     <w:p>
@@ -465,12 +512,21 @@
       <w:r>
         <w:tab/>
       </w:r>
+      <w:proofErr w:type="spellStart"/>
       <w:r>
         <w:rPr>
           <w:b/>
           <w:bCs/>
         </w:rPr>
-        <w:t>nmap -T4 -A -v</w:t>
+        <w:t>nmap</w:t>
+      </w:r>
+      <w:proofErr w:type="spellEnd"/>
+      <w:r>
+        <w:rPr>
+          <w:b/>
+          <w:bCs/>
+        </w:rPr>
+        <w:t xml:space="preserve"> -T4 -A -v</w:t>
       </w:r>
       <w:r>
         <w:rPr>
@@ -632,7 +688,23 @@
           <w:b/>
           <w:bCs/>
         </w:rPr>
-        <w:t>Samba smbd 3.x</w:t>
+        <w:t xml:space="preserve">Samba </w:t>
+      </w:r>
+      <w:proofErr w:type="spellStart"/>
+      <w:r>
+        <w:rPr>
+          <w:b/>
+          <w:bCs/>
+        </w:rPr>
+        <w:t>smbd</w:t>
+      </w:r>
+      <w:proofErr w:type="spellEnd"/>
+      <w:r>
+        <w:rPr>
+          <w:b/>
+          <w:bCs/>
+        </w:rPr>
+        <w:t xml:space="preserve"> 3.x</w:t>
       </w:r>
       <w:r>
         <w:rPr>
@@ -694,6 +766,7 @@
       <w:r>
         <w:t xml:space="preserve">: </w:t>
       </w:r>
+      <w:proofErr w:type="spellStart"/>
       <w:r>
         <w:rPr>
           <w:b/>
@@ -701,6 +774,7 @@
         </w:rPr>
         <w:t>msfconsole</w:t>
       </w:r>
+      <w:proofErr w:type="spellEnd"/>
     </w:p>
     <w:p>
       <w:pPr>
@@ -713,6 +787,7 @@
       <w:r>
         <w:t xml:space="preserve">Run the following command to launch the </w:t>
       </w:r>
+      <w:proofErr w:type="spellStart"/>
       <w:r>
         <w:rPr>
           <w:b/>
@@ -720,6 +795,7 @@
         </w:rPr>
         <w:t>usermap_script</w:t>
       </w:r>
+      <w:proofErr w:type="spellEnd"/>
       <w:r>
         <w:t xml:space="preserve"> exploit package.</w:t>
       </w:r>
@@ -1033,6 +1109,7 @@
       <w:r>
         <w:t xml:space="preserve">Type </w:t>
       </w:r>
+      <w:proofErr w:type="spellStart"/>
       <w:r>
         <w:rPr>
           <w:b/>
@@ -1040,6 +1117,7 @@
         </w:rPr>
         <w:t>pwd</w:t>
       </w:r>
+      <w:proofErr w:type="spellEnd"/>
       <w:r>
         <w:t xml:space="preserve"> This will show your present working directory as /</w:t>
       </w:r>
@@ -1077,12 +1155,21 @@
       <w:r>
         <w:t xml:space="preserve">Type </w:t>
       </w:r>
+      <w:proofErr w:type="spellStart"/>
       <w:r>
         <w:rPr>
           <w:b/>
           <w:bCs/>
         </w:rPr>
-        <w:t>uname -a</w:t>
+        <w:t>uname</w:t>
+      </w:r>
+      <w:proofErr w:type="spellEnd"/>
+      <w:r>
+        <w:rPr>
+          <w:b/>
+          <w:bCs/>
+        </w:rPr>
+        <w:t xml:space="preserve"> -a</w:t>
       </w:r>
       <w:r>
         <w:rPr>
@@ -1092,7 +1179,15 @@
         <w:t xml:space="preserve"> </w:t>
       </w:r>
       <w:r>
-        <w:t>You should see that you are on the metasploitable server.</w:t>
+        <w:t xml:space="preserve">You should see that you are on the </w:t>
+      </w:r>
+      <w:proofErr w:type="spellStart"/>
+      <w:r>
+        <w:t>metasploitable</w:t>
+      </w:r>
+      <w:proofErr w:type="spellEnd"/>
+      <w:r>
+        <w:t xml:space="preserve"> server.</w:t>
       </w:r>
     </w:p>
     <w:p>
@@ -1223,9 +1318,97 @@
     </w:p>
     <w:p>
       <w:pPr>
+        <w:pStyle w:val="ListParagraph"/>
+        <w:numPr>
+          <w:ilvl w:val="0"/>
+          <w:numId w:val="4"/>
+        </w:numPr>
+      </w:pPr>
+      <w:r>
+        <w:t xml:space="preserve">Type </w:t>
+      </w:r>
+      <w:r>
+        <w:rPr>
+          <w:b/>
+          <w:bCs/>
+        </w:rPr>
+        <w:t>q</w:t>
+      </w:r>
+      <w:r>
+        <w:t xml:space="preserve"> to exit Metasploit</w:t>
+      </w:r>
+    </w:p>
+    <w:p>
+      <w:pPr>
+        <w:pStyle w:val="ListParagraph"/>
+        <w:numPr>
+          <w:ilvl w:val="0"/>
+          <w:numId w:val="4"/>
+        </w:numPr>
+      </w:pPr>
+      <w:r>
+        <w:t xml:space="preserve">Shut down Kali Linux: </w:t>
+      </w:r>
+      <w:proofErr w:type="spellStart"/>
+      <w:r>
+        <w:rPr>
+          <w:b/>
+          <w:bCs/>
+        </w:rPr>
+        <w:t>poweroff</w:t>
+      </w:r>
+      <w:proofErr w:type="spellEnd"/>
+    </w:p>
+    <w:p>
+      <w:pPr>
+        <w:pStyle w:val="ListParagraph"/>
+        <w:numPr>
+          <w:ilvl w:val="0"/>
+          <w:numId w:val="4"/>
+        </w:numPr>
+      </w:pPr>
+      <w:r>
+        <w:t xml:space="preserve">Shut down </w:t>
+      </w:r>
+      <w:proofErr w:type="spellStart"/>
+      <w:r>
+        <w:t>Metasploitable</w:t>
+      </w:r>
+      <w:proofErr w:type="spellEnd"/>
+      <w:r>
+        <w:t xml:space="preserve"> 2: </w:t>
+      </w:r>
+      <w:proofErr w:type="spellStart"/>
+      <w:r>
+        <w:rPr>
+          <w:b/>
+          <w:bCs/>
+        </w:rPr>
+        <w:t>sudo</w:t>
+      </w:r>
+      <w:proofErr w:type="spellEnd"/>
+      <w:r>
+        <w:rPr>
+          <w:b/>
+          <w:bCs/>
+        </w:rPr>
+        <w:t xml:space="preserve"> </w:t>
+      </w:r>
+      <w:proofErr w:type="spellStart"/>
+      <w:r>
+        <w:rPr>
+          <w:b/>
+          <w:bCs/>
+        </w:rPr>
+        <w:t>poweroff</w:t>
+      </w:r>
+      <w:proofErr w:type="spellEnd"/>
+    </w:p>
+    <w:p>
+      <w:pPr>
         <w:pStyle w:val="Heading2"/>
       </w:pPr>
-      <w:bookmarkStart w:id="2" w:name="_Toc193639429"/>
+      <w:bookmarkStart w:id="2" w:name="_Toc194904664"/>
       <w:r>
         <w:t>Assignment Submission</w:t>
       </w:r>
@@ -1354,7 +1537,7 @@
       <w:rPr>
         <w:noProof/>
       </w:rPr>
-      <w:t>3/23/2025</w:t>
+      <w:t>4/7/2025</w:t>
     </w:r>
     <w:r>
       <w:fldChar w:fldCharType="end"/>
@@ -6691,7 +6874,7 @@
   <w:style w:type="paragraph" w:default="1" w:styleId="Normal">
     <w:name w:val="Normal"/>
     <w:qFormat/>
-    <w:rsid w:val="00D5739B"/>
+    <w:rsid w:val="001A7E30"/>
     <w:pPr>
       <w:spacing w:before="160" w:after="80" w:line="336" w:lineRule="auto"/>
     </w:pPr>
@@ -6706,7 +6889,7 @@
     <w:next w:val="Normal"/>
     <w:link w:val="Heading1Char"/>
     <w:qFormat/>
-    <w:rsid w:val="00D5739B"/>
+    <w:rsid w:val="001A7E30"/>
     <w:pPr>
       <w:keepNext/>
       <w:spacing w:before="400" w:after="200" w:line="240" w:lineRule="auto"/>
@@ -6726,7 +6909,7 @@
     <w:next w:val="Normal"/>
     <w:link w:val="Heading2Char"/>
     <w:qFormat/>
-    <w:rsid w:val="00D5739B"/>
+    <w:rsid w:val="001A7E30"/>
     <w:pPr>
       <w:keepNext/>
       <w:pBdr>
@@ -6750,7 +6933,7 @@
     <w:next w:val="Normal"/>
     <w:link w:val="Heading3Char"/>
     <w:qFormat/>
-    <w:rsid w:val="00D5739B"/>
+    <w:rsid w:val="001A7E30"/>
     <w:pPr>
       <w:keepNext/>
       <w:autoSpaceDE w:val="0"/>
@@ -6771,7 +6954,7 @@
     <w:uiPriority w:val="1"/>
     <w:semiHidden/>
     <w:unhideWhenUsed/>
-    <w:rsid w:val="00D5739B"/>
+    <w:rsid w:val="001A7E30"/>
   </w:style>
   <w:style w:type="table" w:default="1" w:styleId="TableNormal">
     <w:name w:val="Normal Table"/>
@@ -6793,14 +6976,14 @@
     <w:uiPriority w:val="99"/>
     <w:semiHidden/>
     <w:unhideWhenUsed/>
-    <w:rsid w:val="00D5739B"/>
+    <w:rsid w:val="001A7E30"/>
   </w:style>
   <w:style w:type="paragraph" w:styleId="ListParagraph">
     <w:name w:val="List Paragraph"/>
     <w:basedOn w:val="Normal"/>
     <w:uiPriority w:val="34"/>
     <w:qFormat/>
-    <w:rsid w:val="00D5739B"/>
+    <w:rsid w:val="001A7E30"/>
     <w:pPr>
       <w:ind w:left="720"/>
     </w:pPr>
@@ -6808,7 +6991,7 @@
   <w:style w:type="character" w:styleId="Hyperlink">
     <w:name w:val="Hyperlink"/>
     <w:uiPriority w:val="99"/>
-    <w:rsid w:val="00D5739B"/>
+    <w:rsid w:val="001A7E30"/>
     <w:rPr>
       <w:color w:val="0000FF"/>
       <w:u w:val="single"/>
@@ -6818,7 +7001,7 @@
     <w:name w:val="header"/>
     <w:basedOn w:val="Normal"/>
     <w:link w:val="HeaderChar"/>
-    <w:rsid w:val="00D5739B"/>
+    <w:rsid w:val="001A7E30"/>
     <w:pPr>
       <w:tabs>
         <w:tab w:val="left" w:pos="5040"/>
@@ -6844,7 +7027,7 @@
     <w:name w:val="footer"/>
     <w:basedOn w:val="Normal"/>
     <w:link w:val="FooterChar"/>
-    <w:rsid w:val="00D5739B"/>
+    <w:rsid w:val="001A7E30"/>
     <w:pPr>
       <w:pBdr>
         <w:top w:val="single" w:sz="4" w:space="1" w:color="auto"/>
@@ -6884,7 +7067,7 @@
   </w:style>
   <w:style w:type="character" w:styleId="FollowedHyperlink">
     <w:name w:val="FollowedHyperlink"/>
-    <w:rsid w:val="00D5739B"/>
+    <w:rsid w:val="001A7E30"/>
     <w:rPr>
       <w:color w:val="800080"/>
       <w:u w:val="single"/>
@@ -6920,7 +7103,7 @@
   <w:style w:type="paragraph" w:customStyle="1" w:styleId="NumberedHeading2">
     <w:name w:val="Numbered Heading 2"/>
     <w:basedOn w:val="Normal"/>
-    <w:rsid w:val="00D5739B"/>
+    <w:rsid w:val="001A7E30"/>
     <w:pPr>
       <w:numPr>
         <w:numId w:val="1"/>
@@ -6930,7 +7113,7 @@
   <w:style w:type="paragraph" w:customStyle="1" w:styleId="Outlinenumbering">
     <w:name w:val="Outline numbering"/>
     <w:basedOn w:val="Normal"/>
-    <w:rsid w:val="00D5739B"/>
+    <w:rsid w:val="001A7E30"/>
     <w:pPr>
       <w:numPr>
         <w:numId w:val="2"/>
@@ -6948,7 +7131,7 @@
   <w:style w:type="character" w:styleId="PageNumber">
     <w:name w:val="page number"/>
     <w:basedOn w:val="DefaultParagraphFont"/>
-    <w:rsid w:val="00D5739B"/>
+    <w:rsid w:val="001A7E30"/>
   </w:style>
   <w:style w:type="paragraph" w:customStyle="1" w:styleId="Default">
     <w:name w:val="Default"/>
@@ -6983,7 +7166,7 @@
     <w:uiPriority w:val="39"/>
     <w:unhideWhenUsed/>
     <w:qFormat/>
-    <w:rsid w:val="00D5739B"/>
+    <w:rsid w:val="001A7E30"/>
     <w:pPr>
       <w:keepLines/>
       <w:spacing w:after="0" w:line="259" w:lineRule="auto"/>
@@ -7003,7 +7186,7 @@
     <w:autoRedefine/>
     <w:uiPriority w:val="39"/>
     <w:unhideWhenUsed/>
-    <w:rsid w:val="00D5739B"/>
+    <w:rsid w:val="001A7E30"/>
     <w:pPr>
       <w:spacing w:after="100" w:line="240" w:lineRule="auto"/>
     </w:pPr>
@@ -7015,7 +7198,7 @@
     <w:autoRedefine/>
     <w:uiPriority w:val="39"/>
     <w:unhideWhenUsed/>
-    <w:rsid w:val="00D5739B"/>
+    <w:rsid w:val="001A7E30"/>
     <w:pPr>
       <w:spacing w:after="100" w:line="240" w:lineRule="auto"/>
       <w:ind w:left="202"/>
@@ -7059,7 +7242,7 @@
     <w:autoRedefine/>
     <w:uiPriority w:val="39"/>
     <w:unhideWhenUsed/>
-    <w:rsid w:val="00D5739B"/>
+    <w:rsid w:val="001A7E30"/>
     <w:pPr>
       <w:spacing w:after="100" w:line="240" w:lineRule="auto"/>
       <w:ind w:left="403"/>
@@ -7083,7 +7266,7 @@
     <w:name w:val="Code"/>
     <w:basedOn w:val="Normal"/>
     <w:qFormat/>
-    <w:rsid w:val="00D5739B"/>
+    <w:rsid w:val="001A7E30"/>
     <w:pPr>
       <w:spacing w:before="80" w:line="240" w:lineRule="auto"/>
     </w:pPr>
@@ -7285,6 +7468,7 @@
     <w:rsid w:val="0069022F"/>
     <w:rsid w:val="00A1717B"/>
     <w:rsid w:val="00B93910"/>
+    <w:rsid w:val="00B963E4"/>
     <w:rsid w:val="00C75508"/>
     <w:rsid w:val="00F354DD"/>
     <w:rsid w:val="00F54C4C"/>
